--- a/docs/XJCO3011_Technical_Report.docx
+++ b/docs/XJCO3011_Technical_Report.docx
@@ -1589,8 +1589,9 @@
         <w:pStyle w:val="1"/>
         <w:spacing w:line="360" w:lineRule="auto"/>
         <w:rPr>
-          <w:rFonts w:asciiTheme="minorBidi" w:hAnsiTheme="minorBidi" w:cstheme="minorBidi"/>
+          <w:rFonts w:asciiTheme="minorBidi" w:eastAsia="宋体" w:hAnsiTheme="minorBidi" w:cstheme="minorBidi"/>
           <w:color w:val="auto"/>
+          <w:lang w:eastAsia="zh-CN"/>
         </w:rPr>
       </w:pPr>
       <w:r>
@@ -1606,7 +1607,77 @@
           <w:rFonts w:asciiTheme="minorBidi" w:hAnsiTheme="minorBidi" w:cstheme="minorBidi"/>
           <w:color w:val="auto"/>
         </w:rPr>
-        <w:t>. Generative AI declaration</w:t>
+        <w:t xml:space="preserve">. </w:t>
+      </w:r>
+      <w:r>
+        <w:rPr>
+          <w:rFonts w:asciiTheme="minorBidi" w:eastAsia="宋体" w:hAnsiTheme="minorBidi" w:cstheme="minorBidi"/>
+          <w:color w:val="auto"/>
+          <w:lang w:eastAsia="zh-CN"/>
+        </w:rPr>
+        <w:t>Appendix</w:t>
+      </w:r>
+    </w:p>
+    <w:p>
+      <w:pPr>
+        <w:pStyle w:val="21"/>
+        <w:spacing w:line="360" w:lineRule="auto"/>
+        <w:rPr>
+          <w:rFonts w:asciiTheme="minorBidi" w:eastAsia="宋体" w:hAnsiTheme="minorBidi" w:cstheme="minorBidi" w:hint="eastAsia"/>
+          <w:color w:val="auto"/>
+          <w:sz w:val="22"/>
+          <w:szCs w:val="22"/>
+          <w:lang w:eastAsia="zh-CN"/>
+        </w:rPr>
+      </w:pPr>
+      <w:r>
+        <w:rPr>
+          <w:rFonts w:asciiTheme="minorBidi" w:eastAsia="宋体" w:hAnsiTheme="minorBidi" w:cstheme="minorBidi" w:hint="eastAsia"/>
+          <w:color w:val="auto"/>
+          <w:sz w:val="22"/>
+          <w:szCs w:val="22"/>
+          <w:lang w:eastAsia="zh-CN"/>
+        </w:rPr>
+        <w:t>5</w:t>
+      </w:r>
+      <w:r>
+        <w:rPr>
+          <w:rFonts w:asciiTheme="minorBidi" w:hAnsiTheme="minorBidi" w:cstheme="minorBidi"/>
+          <w:color w:val="auto"/>
+          <w:sz w:val="22"/>
+          <w:szCs w:val="22"/>
+        </w:rPr>
+        <w:t>.</w:t>
+      </w:r>
+      <w:r>
+        <w:rPr>
+          <w:rFonts w:asciiTheme="minorBidi" w:eastAsia="宋体" w:hAnsiTheme="minorBidi" w:cstheme="minorBidi" w:hint="eastAsia"/>
+          <w:color w:val="auto"/>
+          <w:sz w:val="22"/>
+          <w:szCs w:val="22"/>
+          <w:lang w:eastAsia="zh-CN"/>
+        </w:rPr>
+        <w:t xml:space="preserve">1 </w:t>
+      </w:r>
+      <w:r>
+        <w:rPr>
+          <w:rFonts w:asciiTheme="minorBidi" w:eastAsia="宋体" w:hAnsiTheme="minorBidi" w:cstheme="minorBidi"/>
+          <w:color w:val="auto"/>
+          <w:sz w:val="22"/>
+          <w:szCs w:val="22"/>
+          <w:lang w:eastAsia="zh-CN"/>
+        </w:rPr>
+        <w:t>GenAI declaratio</w:t>
+      </w:r>
+      <w:r>
+        <w:rPr>
+          <w:rFonts w:asciiTheme="minorBidi" w:eastAsia="宋体" w:hAnsiTheme="minorBidi" w:cstheme="minorBidi" w:hint="eastAsia"/>
+          <w:color w:val="auto"/>
+          <w:sz w:val="22"/>
+          <w:szCs w:val="22"/>
+          <w:lang w:eastAsia="zh-CN"/>
+        </w:rPr>
+        <w:t>n</w:t>
       </w:r>
     </w:p>
     <w:p>
@@ -1668,7 +1739,14 @@
         <w:rPr>
           <w:rFonts w:asciiTheme="minorBidi" w:hAnsiTheme="minorBidi"/>
         </w:rPr>
-        <w:t xml:space="preserve"> response shapes, SQL constraints, or coursework requirements. Where AI-assisted text appears (for example in documentation or report drafts), I verified facts, citations, and claims against primary sources and my own tests.</w:t>
+        <w:t xml:space="preserve"> response shapes, SQL constraints, or coursework requirements. Where AI-assisted text appears (for example in documentation or report drafts), I verified facts, citations, and claims against primary </w:t>
+      </w:r>
+      <w:r>
+        <w:rPr>
+          <w:rFonts w:asciiTheme="minorBidi" w:hAnsiTheme="minorBidi"/>
+        </w:rPr>
+        <w:lastRenderedPageBreak/>
+        <w:t>sources and my own tests.</w:t>
       </w:r>
       <w:r>
         <w:rPr>
@@ -1682,15 +1760,215 @@
           <w:rFonts w:asciiTheme="minorBidi" w:eastAsia="宋体" w:hAnsiTheme="minorBidi"/>
           <w:lang w:eastAsia="zh-CN"/>
         </w:rPr>
-        <w:t xml:space="preserve">I remain responsible for the final design choices, the integrity </w:t>
-      </w:r>
-      <w:r>
+        <w:t>I remain responsible for the final design choices, the integrity of submitted work, and my ability to explain and defend the implementation in assessment; any errors or omissions in the submission are mine alone.</w:t>
+      </w:r>
+    </w:p>
+    <w:p>
+      <w:pPr>
+        <w:pStyle w:val="a0"/>
+        <w:numPr>
+          <w:ilvl w:val="0"/>
+          <w:numId w:val="0"/>
+        </w:numPr>
+        <w:spacing w:line="360" w:lineRule="auto"/>
         <w:rPr>
           <w:rFonts w:asciiTheme="minorBidi" w:eastAsia="宋体" w:hAnsiTheme="minorBidi"/>
           <w:lang w:eastAsia="zh-CN"/>
         </w:rPr>
-        <w:lastRenderedPageBreak/>
-        <w:t>of submitted work, and my ability to explain and defend the implementation in assessment; any errors or omissions in the submission are mine alone.</w:t>
+      </w:pPr>
+    </w:p>
+    <w:p>
+      <w:pPr>
+        <w:pStyle w:val="21"/>
+        <w:spacing w:line="360" w:lineRule="auto"/>
+        <w:rPr>
+          <w:rFonts w:asciiTheme="minorBidi" w:eastAsia="宋体" w:hAnsiTheme="minorBidi" w:cstheme="minorBidi"/>
+          <w:color w:val="auto"/>
+          <w:sz w:val="22"/>
+          <w:szCs w:val="22"/>
+          <w:lang w:eastAsia="zh-CN"/>
+        </w:rPr>
+      </w:pPr>
+      <w:r>
+        <w:rPr>
+          <w:rFonts w:asciiTheme="minorBidi" w:eastAsia="宋体" w:hAnsiTheme="minorBidi" w:cstheme="minorBidi" w:hint="eastAsia"/>
+          <w:color w:val="auto"/>
+          <w:sz w:val="22"/>
+          <w:szCs w:val="22"/>
+          <w:lang w:eastAsia="zh-CN"/>
+        </w:rPr>
+        <w:t>5</w:t>
+      </w:r>
+      <w:r>
+        <w:rPr>
+          <w:rFonts w:asciiTheme="minorBidi" w:hAnsiTheme="minorBidi" w:cstheme="minorBidi"/>
+          <w:color w:val="auto"/>
+          <w:sz w:val="22"/>
+          <w:szCs w:val="22"/>
+        </w:rPr>
+        <w:t>.</w:t>
+      </w:r>
+      <w:r>
+        <w:rPr>
+          <w:rFonts w:asciiTheme="minorBidi" w:eastAsia="宋体" w:hAnsiTheme="minorBidi" w:cstheme="minorBidi" w:hint="eastAsia"/>
+          <w:color w:val="auto"/>
+          <w:sz w:val="22"/>
+          <w:szCs w:val="22"/>
+          <w:lang w:eastAsia="zh-CN"/>
+        </w:rPr>
+        <w:t>2</w:t>
+      </w:r>
+      <w:r>
+        <w:rPr>
+          <w:rFonts w:asciiTheme="minorBidi" w:eastAsia="宋体" w:hAnsiTheme="minorBidi" w:cstheme="minorBidi" w:hint="eastAsia"/>
+          <w:color w:val="auto"/>
+          <w:sz w:val="22"/>
+          <w:szCs w:val="22"/>
+          <w:lang w:eastAsia="zh-CN"/>
+        </w:rPr>
+        <w:t xml:space="preserve"> </w:t>
+      </w:r>
+      <w:r>
+        <w:rPr>
+          <w:rFonts w:asciiTheme="minorBidi" w:eastAsia="宋体" w:hAnsiTheme="minorBidi"/>
+          <w:color w:val="auto"/>
+          <w:sz w:val="22"/>
+          <w:szCs w:val="22"/>
+          <w:lang w:eastAsia="zh-CN"/>
+        </w:rPr>
+        <w:t>P</w:t>
+      </w:r>
+      <w:r>
+        <w:rPr>
+          <w:rFonts w:asciiTheme="minorBidi" w:eastAsia="宋体" w:hAnsiTheme="minorBidi" w:hint="eastAsia"/>
+          <w:color w:val="auto"/>
+          <w:sz w:val="22"/>
+          <w:szCs w:val="22"/>
+          <w:lang w:eastAsia="zh-CN"/>
+        </w:rPr>
+        <w:t>rompts</w:t>
+      </w:r>
+    </w:p>
+    <w:p>
+      <w:pPr>
+        <w:pStyle w:val="a0"/>
+        <w:numPr>
+          <w:ilvl w:val="0"/>
+          <w:numId w:val="0"/>
+        </w:numPr>
+        <w:spacing w:line="360" w:lineRule="auto"/>
+        <w:rPr>
+          <w:rFonts w:asciiTheme="minorBidi" w:eastAsia="宋体" w:hAnsiTheme="minorBidi"/>
+          <w:lang w:eastAsia="zh-CN"/>
+        </w:rPr>
+      </w:pPr>
+      <w:r>
+        <w:rPr>
+          <w:rFonts w:asciiTheme="minorBidi" w:eastAsia="宋体" w:hAnsiTheme="minorBidi"/>
+          <w:lang w:eastAsia="zh-CN"/>
+        </w:rPr>
+        <w:t>Cursor</w:t>
+      </w:r>
+      <w:r>
+        <w:rPr>
+          <w:rFonts w:asciiTheme="minorBidi" w:eastAsia="宋体" w:hAnsiTheme="minorBidi" w:hint="eastAsia"/>
+          <w:lang w:eastAsia="zh-CN"/>
+        </w:rPr>
+        <w:t>:</w:t>
+      </w:r>
+      <w:r>
+        <w:rPr>
+          <w:rFonts w:asciiTheme="minorBidi" w:eastAsia="宋体" w:hAnsiTheme="minorBidi" w:hint="eastAsia"/>
+          <w:lang w:eastAsia="zh-CN"/>
+        </w:rPr>
+        <w:t xml:space="preserve"> </w:t>
+      </w:r>
+      <w:r>
+        <w:rPr>
+          <w:rFonts w:asciiTheme="minorBidi" w:eastAsia="宋体" w:hAnsiTheme="minorBidi"/>
+          <w:lang w:eastAsia="zh-CN"/>
+        </w:rPr>
+        <w:t xml:space="preserve">“Add </w:t>
+      </w:r>
+      <w:proofErr w:type="spellStart"/>
+      <w:r>
+        <w:rPr>
+          <w:rFonts w:asciiTheme="minorBidi" w:eastAsia="宋体" w:hAnsiTheme="minorBidi"/>
+          <w:lang w:eastAsia="zh-CN"/>
+        </w:rPr>
+        <w:t>FastAPI</w:t>
+      </w:r>
+      <w:proofErr w:type="spellEnd"/>
+      <w:r>
+        <w:rPr>
+          <w:rFonts w:asciiTheme="minorBidi" w:eastAsia="宋体" w:hAnsiTheme="minorBidi"/>
+          <w:lang w:eastAsia="zh-CN"/>
+        </w:rPr>
+        <w:t xml:space="preserve"> routes for </w:t>
+      </w:r>
+      <w:proofErr w:type="spellStart"/>
+      <w:r>
+        <w:rPr>
+          <w:rFonts w:asciiTheme="minorBidi" w:eastAsia="宋体" w:hAnsiTheme="minorBidi"/>
+          <w:lang w:eastAsia="zh-CN"/>
+        </w:rPr>
+        <w:t>weather_measurements</w:t>
+      </w:r>
+      <w:proofErr w:type="spellEnd"/>
+      <w:r>
+        <w:rPr>
+          <w:rFonts w:asciiTheme="minorBidi" w:eastAsia="宋体" w:hAnsiTheme="minorBidi"/>
+          <w:lang w:eastAsia="zh-CN"/>
+        </w:rPr>
+        <w:t>: POST with uniqueness on (</w:t>
+      </w:r>
+      <w:proofErr w:type="spellStart"/>
+      <w:r>
+        <w:rPr>
+          <w:rFonts w:asciiTheme="minorBidi" w:eastAsia="宋体" w:hAnsiTheme="minorBidi"/>
+          <w:lang w:eastAsia="zh-CN"/>
+        </w:rPr>
+        <w:t>city_id</w:t>
+      </w:r>
+      <w:proofErr w:type="spellEnd"/>
+      <w:r>
+        <w:rPr>
+          <w:rFonts w:asciiTheme="minorBidi" w:eastAsia="宋体" w:hAnsiTheme="minorBidi"/>
+          <w:lang w:eastAsia="zh-CN"/>
+        </w:rPr>
+        <w:t xml:space="preserve">, </w:t>
+      </w:r>
+      <w:proofErr w:type="spellStart"/>
+      <w:r>
+        <w:rPr>
+          <w:rFonts w:asciiTheme="minorBidi" w:eastAsia="宋体" w:hAnsiTheme="minorBidi"/>
+          <w:lang w:eastAsia="zh-CN"/>
+        </w:rPr>
+        <w:t>datetime_utc</w:t>
+      </w:r>
+      <w:proofErr w:type="spellEnd"/>
+      <w:r>
+        <w:rPr>
+          <w:rFonts w:asciiTheme="minorBidi" w:eastAsia="宋体" w:hAnsiTheme="minorBidi"/>
+          <w:lang w:eastAsia="zh-CN"/>
+        </w:rPr>
+        <w:t>) returning 409 on duplicate; GET with optional </w:t>
+      </w:r>
+      <w:proofErr w:type="spellStart"/>
+      <w:r>
+        <w:rPr>
+          <w:rFonts w:asciiTheme="minorBidi" w:eastAsia="宋体" w:hAnsiTheme="minorBidi"/>
+          <w:lang w:eastAsia="zh-CN"/>
+        </w:rPr>
+        <w:t>city_id</w:t>
+      </w:r>
+      <w:proofErr w:type="spellEnd"/>
+      <w:r>
+        <w:rPr>
+          <w:rFonts w:asciiTheme="minorBidi" w:eastAsia="宋体" w:hAnsiTheme="minorBidi"/>
+          <w:lang w:eastAsia="zh-CN"/>
+        </w:rPr>
+        <w:t>, start, end, and skip/limit, same style as air-quality measurements.”</w:t>
       </w:r>
     </w:p>
     <w:p>
@@ -1716,151 +1994,48 @@
         </w:numPr>
         <w:spacing w:line="360" w:lineRule="auto"/>
         <w:rPr>
-          <w:rFonts w:asciiTheme="minorBidi" w:eastAsia="宋体" w:hAnsiTheme="minorBidi" w:hint="eastAsia"/>
-          <w:b/>
-          <w:bCs/>
-          <w:lang w:eastAsia="zh-CN"/>
-        </w:rPr>
-      </w:pPr>
-      <w:r>
-        <w:rPr>
-          <w:rFonts w:asciiTheme="minorBidi" w:eastAsia="宋体" w:hAnsiTheme="minorBidi"/>
-          <w:b/>
-          <w:bCs/>
-          <w:lang w:eastAsia="zh-CN"/>
-        </w:rPr>
-        <w:t>P</w:t>
-      </w:r>
-      <w:r>
-        <w:rPr>
-          <w:rFonts w:asciiTheme="minorBidi" w:eastAsia="宋体" w:hAnsiTheme="minorBidi" w:hint="eastAsia"/>
-          <w:b/>
-          <w:bCs/>
-          <w:lang w:eastAsia="zh-CN"/>
-        </w:rPr>
-        <w:t>rompts:</w:t>
-      </w:r>
-    </w:p>
-    <w:p>
-      <w:pPr>
-        <w:pStyle w:val="a0"/>
-        <w:numPr>
-          <w:ilvl w:val="0"/>
-          <w:numId w:val="0"/>
-        </w:numPr>
-        <w:spacing w:line="360" w:lineRule="auto"/>
-        <w:rPr>
           <w:rFonts w:asciiTheme="minorBidi" w:eastAsia="宋体" w:hAnsiTheme="minorBidi"/>
           <w:lang w:eastAsia="zh-CN"/>
         </w:rPr>
       </w:pPr>
+      <w:proofErr w:type="spellStart"/>
+      <w:r>
+        <w:rPr>
+          <w:rFonts w:asciiTheme="minorBidi" w:eastAsia="宋体" w:hAnsiTheme="minorBidi" w:hint="eastAsia"/>
+          <w:lang w:eastAsia="zh-CN"/>
+        </w:rPr>
+        <w:t>Deepseek</w:t>
+      </w:r>
+      <w:proofErr w:type="spellEnd"/>
+      <w:r>
+        <w:rPr>
+          <w:rFonts w:asciiTheme="minorBidi" w:eastAsia="宋体" w:hAnsiTheme="minorBidi" w:hint="eastAsia"/>
+          <w:lang w:eastAsia="zh-CN"/>
+        </w:rPr>
+        <w:t xml:space="preserve">: </w:t>
+      </w:r>
       <w:r>
         <w:rPr>
           <w:rFonts w:asciiTheme="minorBidi" w:eastAsia="宋体" w:hAnsiTheme="minorBidi"/>
           <w:lang w:eastAsia="zh-CN"/>
         </w:rPr>
-        <w:t>Cursor</w:t>
-      </w:r>
-      <w:r>
-        <w:rPr>
-          <w:rFonts w:asciiTheme="minorBidi" w:eastAsia="宋体" w:hAnsiTheme="minorBidi" w:hint="eastAsia"/>
-          <w:lang w:eastAsia="zh-CN"/>
-        </w:rPr>
-        <w:t>:</w:t>
-      </w:r>
-      <w:r>
-        <w:rPr>
-          <w:rFonts w:asciiTheme="minorBidi" w:eastAsia="宋体" w:hAnsiTheme="minorBidi" w:hint="eastAsia"/>
-          <w:lang w:eastAsia="zh-CN"/>
-        </w:rPr>
-        <w:t xml:space="preserve"> </w:t>
-      </w:r>
+        <w:t xml:space="preserve">“For /analytics/anomalies using z-scores: what should we return when there are fewer than two points, or when sample standard deviation is zero? Prefer explicit HTTP </w:t>
+      </w:r>
+      <w:proofErr w:type="spellStart"/>
       <w:r>
         <w:rPr>
           <w:rFonts w:asciiTheme="minorBidi" w:eastAsia="宋体" w:hAnsiTheme="minorBidi"/>
           <w:lang w:eastAsia="zh-CN"/>
         </w:rPr>
-        <w:t>“Add Fas</w:t>
-      </w:r>
-      <w:proofErr w:type="spellStart"/>
+        <w:t>behaviour</w:t>
+      </w:r>
+      <w:proofErr w:type="spellEnd"/>
       <w:r>
         <w:rPr>
           <w:rFonts w:asciiTheme="minorBidi" w:eastAsia="宋体" w:hAnsiTheme="minorBidi"/>
           <w:lang w:eastAsia="zh-CN"/>
         </w:rPr>
-        <w:t>tAPI</w:t>
-      </w:r>
-      <w:proofErr w:type="spellEnd"/>
-      <w:r>
-        <w:rPr>
-          <w:rFonts w:asciiTheme="minorBidi" w:eastAsia="宋体" w:hAnsiTheme="minorBidi"/>
-          <w:lang w:eastAsia="zh-CN"/>
-        </w:rPr>
-        <w:t xml:space="preserve"> routes for </w:t>
-      </w:r>
-      <w:proofErr w:type="spellStart"/>
-      <w:r>
-        <w:rPr>
-          <w:rFonts w:asciiTheme="minorBidi" w:eastAsia="宋体" w:hAnsiTheme="minorBidi"/>
-          <w:lang w:eastAsia="zh-CN"/>
-        </w:rPr>
-        <w:t>weather_measurements</w:t>
-      </w:r>
-      <w:proofErr w:type="spellEnd"/>
-      <w:r>
-        <w:rPr>
-          <w:rFonts w:asciiTheme="minorBidi" w:eastAsia="宋体" w:hAnsiTheme="minorBidi"/>
-          <w:lang w:eastAsia="zh-CN"/>
-        </w:rPr>
-        <w:t>: POST with uniqueness on (</w:t>
-      </w:r>
-      <w:proofErr w:type="spellStart"/>
-      <w:r>
-        <w:rPr>
-          <w:rFonts w:asciiTheme="minorBidi" w:eastAsia="宋体" w:hAnsiTheme="minorBidi"/>
-          <w:lang w:eastAsia="zh-CN"/>
-        </w:rPr>
-        <w:t>city_id</w:t>
-      </w:r>
-      <w:proofErr w:type="spellEnd"/>
-      <w:r>
-        <w:rPr>
-          <w:rFonts w:asciiTheme="minorBidi" w:eastAsia="宋体" w:hAnsiTheme="minorBidi"/>
-          <w:lang w:eastAsia="zh-CN"/>
-        </w:rPr>
-        <w:t xml:space="preserve">, </w:t>
-      </w:r>
-      <w:proofErr w:type="spellStart"/>
-      <w:r>
-        <w:rPr>
-          <w:rFonts w:asciiTheme="minorBidi" w:eastAsia="宋体" w:hAnsiTheme="minorBidi"/>
-          <w:lang w:eastAsia="zh-CN"/>
-        </w:rPr>
-        <w:t>datetime_utc</w:t>
-      </w:r>
-      <w:proofErr w:type="spellEnd"/>
-      <w:r>
-        <w:rPr>
-          <w:rFonts w:asciiTheme="minorBidi" w:eastAsia="宋体" w:hAnsiTheme="minorBidi"/>
-          <w:lang w:eastAsia="zh-CN"/>
-        </w:rPr>
-        <w:t>) returning 409 on duplicate; GET with optional </w:t>
-      </w:r>
-      <w:proofErr w:type="spellStart"/>
-      <w:r>
-        <w:rPr>
-          <w:rFonts w:asciiTheme="minorBidi" w:eastAsia="宋体" w:hAnsiTheme="minorBidi"/>
-          <w:lang w:eastAsia="zh-CN"/>
-        </w:rPr>
-        <w:t>city_id</w:t>
-      </w:r>
-      <w:proofErr w:type="spellEnd"/>
-      <w:r>
-        <w:rPr>
-          <w:rFonts w:asciiTheme="minorBidi" w:eastAsia="宋体" w:hAnsiTheme="minorBidi"/>
-          <w:lang w:eastAsia="zh-CN"/>
-        </w:rPr>
-        <w:t>, start, end, and skip/limit, same style as air-quality measurements.”</w:t>
+        <w:t xml:space="preserve"> over just the formula.”</w:t>
       </w:r>
     </w:p>
     <w:p>
@@ -1887,73 +2062,6 @@
         <w:spacing w:line="360" w:lineRule="auto"/>
         <w:rPr>
           <w:rFonts w:asciiTheme="minorBidi" w:eastAsia="宋体" w:hAnsiTheme="minorBidi"/>
-          <w:lang w:eastAsia="zh-CN"/>
-        </w:rPr>
-      </w:pPr>
-      <w:proofErr w:type="spellStart"/>
-      <w:r>
-        <w:rPr>
-          <w:rFonts w:asciiTheme="minorBidi" w:eastAsia="宋体" w:hAnsiTheme="minorBidi" w:hint="eastAsia"/>
-          <w:lang w:eastAsia="zh-CN"/>
-        </w:rPr>
-        <w:t>Deepseek</w:t>
-      </w:r>
-      <w:proofErr w:type="spellEnd"/>
-      <w:r>
-        <w:rPr>
-          <w:rFonts w:asciiTheme="minorBidi" w:eastAsia="宋体" w:hAnsiTheme="minorBidi" w:hint="eastAsia"/>
-          <w:lang w:eastAsia="zh-CN"/>
-        </w:rPr>
-        <w:t xml:space="preserve">: </w:t>
-      </w:r>
-      <w:r>
-        <w:rPr>
-          <w:rFonts w:asciiTheme="minorBidi" w:eastAsia="宋体" w:hAnsiTheme="minorBidi"/>
-          <w:lang w:eastAsia="zh-CN"/>
-        </w:rPr>
-        <w:t xml:space="preserve">“For /analytics/anomalies using z-scores: what should we return when there are fewer than two points, or when sample standard deviation is zero? Prefer explicit HTTP </w:t>
-      </w:r>
-      <w:proofErr w:type="spellStart"/>
-      <w:r>
-        <w:rPr>
-          <w:rFonts w:asciiTheme="minorBidi" w:eastAsia="宋体" w:hAnsiTheme="minorBidi"/>
-          <w:lang w:eastAsia="zh-CN"/>
-        </w:rPr>
-        <w:t>behaviour</w:t>
-      </w:r>
-      <w:proofErr w:type="spellEnd"/>
-      <w:r>
-        <w:rPr>
-          <w:rFonts w:asciiTheme="minorBidi" w:eastAsia="宋体" w:hAnsiTheme="minorBidi"/>
-          <w:lang w:eastAsia="zh-CN"/>
-        </w:rPr>
-        <w:t xml:space="preserve"> over just the formula.”</w:t>
-      </w:r>
-    </w:p>
-    <w:p>
-      <w:pPr>
-        <w:pStyle w:val="a0"/>
-        <w:numPr>
-          <w:ilvl w:val="0"/>
-          <w:numId w:val="0"/>
-        </w:numPr>
-        <w:spacing w:line="360" w:lineRule="auto"/>
-        <w:rPr>
-          <w:rFonts w:asciiTheme="minorBidi" w:eastAsia="宋体" w:hAnsiTheme="minorBidi"/>
-          <w:lang w:eastAsia="zh-CN"/>
-        </w:rPr>
-      </w:pPr>
-    </w:p>
-    <w:p>
-      <w:pPr>
-        <w:pStyle w:val="a0"/>
-        <w:numPr>
-          <w:ilvl w:val="0"/>
-          <w:numId w:val="0"/>
-        </w:numPr>
-        <w:spacing w:line="360" w:lineRule="auto"/>
-        <w:rPr>
-          <w:rFonts w:asciiTheme="minorBidi" w:eastAsia="宋体" w:hAnsiTheme="minorBidi" w:hint="eastAsia"/>
           <w:lang w:eastAsia="zh-CN"/>
         </w:rPr>
       </w:pPr>

--- a/docs/XJCO3011_Technical_Report.docx
+++ b/docs/XJCO3011_Technical_Report.docx
@@ -2159,6 +2159,174 @@
         </w:rPr>
         <w:t xml:space="preserve"> JSON into SQLite, compared to Django or Flask.”</w:t>
       </w:r>
+    </w:p>
+    <w:p>
+      <w:pPr>
+        <w:pStyle w:val="a0"/>
+        <w:numPr>
+          <w:ilvl w:val="0"/>
+          <w:numId w:val="0"/>
+        </w:numPr>
+        <w:spacing w:line="360" w:lineRule="auto"/>
+        <w:rPr>
+          <w:rFonts w:asciiTheme="minorBidi" w:eastAsia="宋体" w:hAnsiTheme="minorBidi"/>
+          <w:lang w:eastAsia="zh-CN"/>
+        </w:rPr>
+      </w:pPr>
+    </w:p>
+    <w:p>
+      <w:pPr>
+        <w:pStyle w:val="21"/>
+        <w:spacing w:line="360" w:lineRule="auto"/>
+        <w:rPr>
+          <w:rFonts w:asciiTheme="minorBidi" w:eastAsia="宋体" w:hAnsiTheme="minorBidi"/>
+          <w:color w:val="auto"/>
+          <w:sz w:val="22"/>
+          <w:szCs w:val="22"/>
+          <w:lang w:eastAsia="zh-CN"/>
+        </w:rPr>
+      </w:pPr>
+      <w:r>
+        <w:rPr>
+          <w:rFonts w:asciiTheme="minorBidi" w:eastAsia="宋体" w:hAnsiTheme="minorBidi" w:cstheme="minorBidi" w:hint="eastAsia"/>
+          <w:color w:val="auto"/>
+          <w:sz w:val="22"/>
+          <w:szCs w:val="22"/>
+          <w:lang w:eastAsia="zh-CN"/>
+        </w:rPr>
+        <w:t>5</w:t>
+      </w:r>
+      <w:r>
+        <w:rPr>
+          <w:rFonts w:asciiTheme="minorBidi" w:hAnsiTheme="minorBidi" w:cstheme="minorBidi"/>
+          <w:color w:val="auto"/>
+          <w:sz w:val="22"/>
+          <w:szCs w:val="22"/>
+        </w:rPr>
+        <w:t>.</w:t>
+      </w:r>
+      <w:r>
+        <w:rPr>
+          <w:rFonts w:asciiTheme="minorBidi" w:eastAsia="宋体" w:hAnsiTheme="minorBidi" w:cstheme="minorBidi" w:hint="eastAsia"/>
+          <w:color w:val="auto"/>
+          <w:sz w:val="22"/>
+          <w:szCs w:val="22"/>
+          <w:lang w:eastAsia="zh-CN"/>
+        </w:rPr>
+        <w:t>2</w:t>
+      </w:r>
+      <w:r>
+        <w:rPr>
+          <w:rFonts w:asciiTheme="minorBidi" w:eastAsia="宋体" w:hAnsiTheme="minorBidi" w:cstheme="minorBidi" w:hint="eastAsia"/>
+          <w:color w:val="auto"/>
+          <w:sz w:val="22"/>
+          <w:szCs w:val="22"/>
+          <w:lang w:eastAsia="zh-CN"/>
+        </w:rPr>
+        <w:t xml:space="preserve"> </w:t>
+      </w:r>
+      <w:r>
+        <w:rPr>
+          <w:rFonts w:asciiTheme="minorBidi" w:eastAsia="宋体" w:hAnsiTheme="minorBidi" w:hint="eastAsia"/>
+          <w:color w:val="auto"/>
+          <w:sz w:val="22"/>
+          <w:szCs w:val="22"/>
+          <w:lang w:eastAsia="zh-CN"/>
+        </w:rPr>
+        <w:t>links</w:t>
+      </w:r>
+    </w:p>
+    <w:p>
+      <w:pPr>
+        <w:pStyle w:val="a0"/>
+        <w:numPr>
+          <w:ilvl w:val="0"/>
+          <w:numId w:val="0"/>
+        </w:numPr>
+        <w:spacing w:line="360" w:lineRule="auto"/>
+        <w:rPr>
+          <w:rFonts w:asciiTheme="minorBidi" w:eastAsia="宋体" w:hAnsiTheme="minorBidi"/>
+          <w:lang w:eastAsia="zh-CN"/>
+        </w:rPr>
+      </w:pPr>
+      <w:r>
+        <w:rPr>
+          <w:rFonts w:asciiTheme="minorBidi" w:eastAsia="宋体" w:hAnsiTheme="minorBidi"/>
+          <w:lang w:eastAsia="zh-CN"/>
+        </w:rPr>
+        <w:t>Link to your public GitHub repository</w:t>
+      </w:r>
+      <w:r>
+        <w:rPr>
+          <w:rFonts w:asciiTheme="minorBidi" w:eastAsia="宋体" w:hAnsiTheme="minorBidi" w:hint="eastAsia"/>
+          <w:lang w:eastAsia="zh-CN"/>
+        </w:rPr>
+        <w:t xml:space="preserve">: </w:t>
+      </w:r>
+      <w:hyperlink r:id="rId6" w:history="1">
+        <w:r>
+          <w:rPr>
+            <w:rStyle w:val="aff9"/>
+            <w:rFonts w:asciiTheme="minorBidi" w:eastAsia="宋体" w:hAnsiTheme="minorBidi"/>
+            <w:lang w:eastAsia="zh-CN"/>
+          </w:rPr>
+          <w:t>https://github.com/Hellooooooo-World/Web_coursework1</w:t>
+        </w:r>
+      </w:hyperlink>
+    </w:p>
+    <w:p>
+      <w:pPr>
+        <w:pStyle w:val="a0"/>
+        <w:numPr>
+          <w:ilvl w:val="0"/>
+          <w:numId w:val="0"/>
+        </w:numPr>
+        <w:spacing w:line="360" w:lineRule="auto"/>
+        <w:rPr>
+          <w:rFonts w:asciiTheme="minorBidi" w:eastAsia="宋体" w:hAnsiTheme="minorBidi" w:hint="eastAsia"/>
+          <w:lang w:eastAsia="zh-CN"/>
+        </w:rPr>
+      </w:pPr>
+      <w:r>
+        <w:rPr>
+          <w:rFonts w:asciiTheme="minorBidi" w:eastAsia="宋体" w:hAnsiTheme="minorBidi"/>
+          <w:lang w:eastAsia="zh-CN"/>
+        </w:rPr>
+        <w:t>Link to your API documentation</w:t>
+      </w:r>
+      <w:r>
+        <w:rPr>
+          <w:rFonts w:asciiTheme="minorBidi" w:eastAsia="宋体" w:hAnsiTheme="minorBidi" w:hint="eastAsia"/>
+          <w:lang w:eastAsia="zh-CN"/>
+        </w:rPr>
+        <w:t xml:space="preserve">: </w:t>
+      </w:r>
+      <w:hyperlink r:id="rId7" w:history="1">
+        <w:r>
+          <w:rPr>
+            <w:rStyle w:val="aff9"/>
+            <w:rFonts w:asciiTheme="minorBidi" w:eastAsia="宋体" w:hAnsiTheme="minorBidi"/>
+            <w:lang w:eastAsia="zh-CN"/>
+          </w:rPr>
+          <w:t>https://github.com/Hel</w:t>
+        </w:r>
+        <w:r>
+          <w:rPr>
+            <w:rStyle w:val="aff9"/>
+            <w:rFonts w:asciiTheme="minorBidi" w:eastAsia="宋体" w:hAnsiTheme="minorBidi"/>
+            <w:lang w:eastAsia="zh-CN"/>
+          </w:rPr>
+          <w:t>l</w:t>
+        </w:r>
+        <w:r>
+          <w:rPr>
+            <w:rStyle w:val="aff9"/>
+            <w:rFonts w:asciiTheme="minorBidi" w:eastAsia="宋体" w:hAnsiTheme="minorBidi"/>
+            <w:lang w:eastAsia="zh-CN"/>
+          </w:rPr>
+          <w:t>ooooooo-World/Web_coursework1/blob/main/docs/api-documentation.md</w:t>
+        </w:r>
+      </w:hyperlink>
     </w:p>
     <w:sectPr>
       <w:pgSz w:w="12240" w:h="15840"/>
@@ -13752,6 +13920,41 @@
       </w:tcPr>
     </w:tblStylePr>
   </w:style>
+  <w:style w:type="character" w:styleId="aff9">
+    <w:name w:val="Hyperlink"/>
+    <w:basedOn w:val="a2"/>
+    <w:uiPriority w:val="99"/>
+    <w:unhideWhenUsed/>
+    <w:rsid w:val="00790E1F"/>
+    <w:rPr>
+      <w:color w:val="0000FF" w:themeColor="hyperlink"/>
+      <w:u w:val="single"/>
+    </w:rPr>
+  </w:style>
+  <w:style w:type="character" w:styleId="affa">
+    <w:name w:val="Unresolved Mention"/>
+    <w:basedOn w:val="a2"/>
+    <w:uiPriority w:val="99"/>
+    <w:semiHidden/>
+    <w:unhideWhenUsed/>
+    <w:rsid w:val="00790E1F"/>
+    <w:rPr>
+      <w:color w:val="605E5C"/>
+      <w:shd w:val="clear" w:color="auto" w:fill="E1DFDD"/>
+    </w:rPr>
+  </w:style>
+  <w:style w:type="character" w:styleId="affb">
+    <w:name w:val="FollowedHyperlink"/>
+    <w:basedOn w:val="a2"/>
+    <w:uiPriority w:val="99"/>
+    <w:semiHidden/>
+    <w:unhideWhenUsed/>
+    <w:rsid w:val="00790E1F"/>
+    <w:rPr>
+      <w:color w:val="800080" w:themeColor="followedHyperlink"/>
+      <w:u w:val="single"/>
+    </w:rPr>
+  </w:style>
 </w:styles>
 </file>
 

--- a/docs/XJCO3011_Technical_Report.docx
+++ b/docs/XJCO3011_Technical_Report.docx
@@ -1623,7 +1623,7 @@
         <w:pStyle w:val="21"/>
         <w:spacing w:line="360" w:lineRule="auto"/>
         <w:rPr>
-          <w:rFonts w:asciiTheme="minorBidi" w:eastAsia="宋体" w:hAnsiTheme="minorBidi" w:cstheme="minorBidi" w:hint="eastAsia"/>
+          <w:rFonts w:asciiTheme="minorBidi" w:eastAsia="宋体" w:hAnsiTheme="minorBidi" w:cstheme="minorBidi"/>
           <w:color w:val="auto"/>
           <w:sz w:val="22"/>
           <w:szCs w:val="22"/>
@@ -2283,7 +2283,7 @@
         </w:numPr>
         <w:spacing w:line="360" w:lineRule="auto"/>
         <w:rPr>
-          <w:rFonts w:asciiTheme="minorBidi" w:eastAsia="宋体" w:hAnsiTheme="minorBidi" w:hint="eastAsia"/>
+          <w:rFonts w:eastAsia="宋体"/>
           <w:lang w:eastAsia="zh-CN"/>
         </w:rPr>
       </w:pPr>
@@ -2308,7 +2308,45 @@
             <w:rFonts w:asciiTheme="minorBidi" w:eastAsia="宋体" w:hAnsiTheme="minorBidi"/>
             <w:lang w:eastAsia="zh-CN"/>
           </w:rPr>
-          <w:t>https://github.com/Hel</w:t>
+          <w:t>https://github.com/Hellooooooo-World/Web_coursework1/blob/main/docs/api-documentation.md</w:t>
+        </w:r>
+      </w:hyperlink>
+    </w:p>
+    <w:p>
+      <w:pPr>
+        <w:pStyle w:val="a0"/>
+        <w:numPr>
+          <w:ilvl w:val="0"/>
+          <w:numId w:val="0"/>
+        </w:numPr>
+        <w:spacing w:line="360" w:lineRule="auto"/>
+        <w:rPr>
+          <w:rFonts w:asciiTheme="minorBidi" w:eastAsia="宋体" w:hAnsiTheme="minorBidi"/>
+          <w:lang w:eastAsia="zh-CN"/>
+        </w:rPr>
+      </w:pPr>
+      <w:r>
+        <w:rPr>
+          <w:rFonts w:asciiTheme="minorBidi" w:eastAsia="宋体" w:hAnsiTheme="minorBidi"/>
+          <w:lang w:eastAsia="zh-CN"/>
+        </w:rPr>
+        <w:t>It is deployed on:</w:t>
+      </w:r>
+      <w:r>
+        <w:rPr>
+          <w:rFonts w:asciiTheme="minorBidi" w:eastAsia="宋体" w:hAnsiTheme="minorBidi" w:hint="eastAsia"/>
+          <w:lang w:eastAsia="zh-CN"/>
+        </w:rPr>
+        <w:t xml:space="preserve"> </w:t>
+      </w:r>
+      <w:hyperlink r:id="rId8" w:history="1">
+        <w:r>
+          <w:rPr>
+            <w:rStyle w:val="aff9"/>
+            <w:rFonts w:asciiTheme="minorBidi" w:eastAsia="宋体" w:hAnsiTheme="minorBidi"/>
+            <w:lang w:eastAsia="zh-CN"/>
+          </w:rPr>
+          <w:t>https://web-cour</w:t>
         </w:r>
         <w:r>
           <w:rPr>
@@ -2316,7 +2354,7 @@
             <w:rFonts w:asciiTheme="minorBidi" w:eastAsia="宋体" w:hAnsiTheme="minorBidi"/>
             <w:lang w:eastAsia="zh-CN"/>
           </w:rPr>
-          <w:t>l</w:t>
+          <w:t>s</w:t>
         </w:r>
         <w:r>
           <w:rPr>
@@ -2324,7 +2362,52 @@
             <w:rFonts w:asciiTheme="minorBidi" w:eastAsia="宋体" w:hAnsiTheme="minorBidi"/>
             <w:lang w:eastAsia="zh-CN"/>
           </w:rPr>
-          <w:t>ooooooo-World/Web_coursework1/blob/main/docs/api-documentation.md</w:t>
+          <w:t>ework1.onrender.com</w:t>
+        </w:r>
+      </w:hyperlink>
+      <w:r>
+        <w:rPr>
+          <w:rFonts w:asciiTheme="minorBidi" w:eastAsia="宋体" w:hAnsiTheme="minorBidi"/>
+          <w:lang w:eastAsia="zh-CN"/>
+        </w:rPr>
+        <w:t xml:space="preserve"> </w:t>
+      </w:r>
+    </w:p>
+    <w:p>
+      <w:pPr>
+        <w:pStyle w:val="a0"/>
+        <w:numPr>
+          <w:ilvl w:val="0"/>
+          <w:numId w:val="0"/>
+        </w:numPr>
+        <w:spacing w:line="360" w:lineRule="auto"/>
+        <w:rPr>
+          <w:rFonts w:asciiTheme="minorBidi" w:eastAsia="宋体" w:hAnsiTheme="minorBidi" w:hint="eastAsia"/>
+          <w:lang w:eastAsia="zh-CN"/>
+        </w:rPr>
+      </w:pPr>
+      <w:r>
+        <w:rPr>
+          <w:rFonts w:asciiTheme="minorBidi" w:eastAsia="宋体" w:hAnsiTheme="minorBidi"/>
+          <w:lang w:eastAsia="zh-CN"/>
+        </w:rPr>
+        <w:t>Link to presentation slides</w:t>
+      </w:r>
+      <w:r>
+        <w:rPr>
+          <w:rFonts w:asciiTheme="minorBidi" w:eastAsia="宋体" w:hAnsiTheme="minorBidi" w:hint="eastAsia"/>
+          <w:lang w:eastAsia="zh-CN"/>
+        </w:rPr>
+        <w:t xml:space="preserve">: </w:t>
+      </w:r>
+      <w:hyperlink r:id="rId9" w:history="1">
+        <w:r>
+          <w:rPr>
+            <w:rStyle w:val="aff9"/>
+            <w:rFonts w:asciiTheme="minorBidi" w:eastAsia="宋体" w:hAnsiTheme="minorBidi"/>
+            <w:lang w:eastAsia="zh-CN"/>
+          </w:rPr>
+          <w:t>https://docs.google.com/presentation/d/1ydxPCmEZn0qwDshKuHfjly2tU6UL0YE5/edit?rtpof=true</w:t>
         </w:r>
       </w:hyperlink>
     </w:p>
